--- a/list_templates/zeltinfos.docx
+++ b/list_templates/zeltinfos.docx
@@ -1,6 +1,6 @@
 
 <file path=word/document.xml><?xml version="1.0" encoding="utf-8"?>
-<w:document xmlns:wpc="http://schemas.microsoft.com/office/word/2010/wordprocessingCanvas" xmlns:cx="http://schemas.microsoft.com/office/drawing/2014/chartex" xmlns:cx1="http://schemas.microsoft.com/office/drawing/2015/9/8/chartex" xmlns:cx2="http://schemas.microsoft.com/office/drawing/2015/10/21/chartex" xmlns:cx3="http://schemas.microsoft.com/office/drawing/2016/5/9/chartex" xmlns:cx4="http://schemas.microsoft.com/office/drawing/2016/5/10/chartex" xmlns:cx5="http://schemas.microsoft.com/office/drawing/2016/5/11/chartex" xmlns:cx6="http://schemas.microsoft.com/office/drawing/2016/5/12/chartex" xmlns:cx7="http://schemas.microsoft.com/office/drawing/2016/5/13/chartex" xmlns:cx8="http://schemas.microsoft.com/office/drawing/2016/5/14/chartex" xmlns:mc="http://schemas.openxmlformats.org/markup-compatibility/2006" xmlns:aink="http://schemas.microsoft.com/office/drawing/2016/ink" xmlns:am3d="http://schemas.microsoft.com/office/drawing/2017/model3d" xmlns:o="urn:schemas-microsoft-com:office:office" xmlns:oel="http://schemas.microsoft.com/office/2019/extlst" xmlns:r="http://schemas.openxmlformats.org/officeDocument/2006/relationships" xmlns:m="http://schemas.openxmlformats.org/officeDocument/2006/math" xmlns:v="urn:schemas-microsoft-com:vml" xmlns:wp14="http://schemas.microsoft.com/office/word/2010/wordprocessingDrawing" xmlns:wp="http://schemas.openxmlformats.org/drawingml/2006/wordprocessingDrawing" xmlns:w10="urn:schemas-microsoft-com:office:word" xmlns:w="http://schemas.openxmlformats.org/wordprocessingml/2006/main" xmlns:w14="http://schemas.microsoft.com/office/word/2010/wordml" xmlns:w15="http://schemas.microsoft.com/office/word/2012/wordml" xmlns:w16cex="http://schemas.microsoft.com/office/word/2018/wordml/cex" xmlns:w16cid="http://schemas.microsoft.com/office/word/2016/wordml/cid" xmlns:w16="http://schemas.microsoft.com/office/word/2018/wordml" xmlns:w16sdtdh="http://schemas.microsoft.com/office/word/2020/wordml/sdtdatahash" xmlns:w16se="http://schemas.microsoft.com/office/word/2015/wordml/symex" xmlns:wpg="http://schemas.microsoft.com/office/word/2010/wordprocessingGroup" xmlns:wpi="http://schemas.microsoft.com/office/word/2010/wordprocessingInk" xmlns:wne="http://schemas.microsoft.com/office/word/2006/wordml" xmlns:wps="http://schemas.microsoft.com/office/word/2010/wordprocessingShape" mc:Ignorable="w14 w15 w16se w16cid w16 w16cex w16sdtdh wp14">
+<w:document xmlns:wpc="http://schemas.microsoft.com/office/word/2010/wordprocessingCanvas" xmlns:cx="http://schemas.microsoft.com/office/drawing/2014/chartex" xmlns:cx1="http://schemas.microsoft.com/office/drawing/2015/9/8/chartex" xmlns:cx2="http://schemas.microsoft.com/office/drawing/2015/10/21/chartex" xmlns:cx3="http://schemas.microsoft.com/office/drawing/2016/5/9/chartex" xmlns:cx4="http://schemas.microsoft.com/office/drawing/2016/5/10/chartex" xmlns:cx5="http://schemas.microsoft.com/office/drawing/2016/5/11/chartex" xmlns:cx6="http://schemas.microsoft.com/office/drawing/2016/5/12/chartex" xmlns:cx7="http://schemas.microsoft.com/office/drawing/2016/5/13/chartex" xmlns:cx8="http://schemas.microsoft.com/office/drawing/2016/5/14/chartex" xmlns:mc="http://schemas.openxmlformats.org/markup-compatibility/2006" xmlns:aink="http://schemas.microsoft.com/office/drawing/2016/ink" xmlns:am3d="http://schemas.microsoft.com/office/drawing/2017/model3d" xmlns:o="urn:schemas-microsoft-com:office:office" xmlns:oel="http://schemas.microsoft.com/office/2019/extlst" xmlns:r="http://schemas.openxmlformats.org/officeDocument/2006/relationships" xmlns:m="http://schemas.openxmlformats.org/officeDocument/2006/math" xmlns:v="urn:schemas-microsoft-com:vml" xmlns:wp14="http://schemas.microsoft.com/office/word/2010/wordprocessingDrawing" xmlns:wp="http://schemas.openxmlformats.org/drawingml/2006/wordprocessingDrawing" xmlns:w10="urn:schemas-microsoft-com:office:word" xmlns:w="http://schemas.openxmlformats.org/wordprocessingml/2006/main" xmlns:w14="http://schemas.microsoft.com/office/word/2010/wordml" xmlns:w15="http://schemas.microsoft.com/office/word/2012/wordml" xmlns:w16cex="http://schemas.microsoft.com/office/word/2018/wordml/cex" xmlns:w16cid="http://schemas.microsoft.com/office/word/2016/wordml/cid" xmlns:w16="http://schemas.microsoft.com/office/word/2018/wordml" xmlns:w16du="http://schemas.microsoft.com/office/word/2023/wordml/word16du" xmlns:w16sdtdh="http://schemas.microsoft.com/office/word/2020/wordml/sdtdatahash" xmlns:w16se="http://schemas.microsoft.com/office/word/2015/wordml/symex" xmlns:wpg="http://schemas.microsoft.com/office/word/2010/wordprocessingGroup" xmlns:wpi="http://schemas.microsoft.com/office/word/2010/wordprocessingInk" xmlns:wne="http://schemas.microsoft.com/office/word/2006/wordml" xmlns:wps="http://schemas.microsoft.com/office/word/2010/wordprocessingShape" mc:Ignorable="w14 w15 w16se w16cid w16 w16cex w16sdtdh w16du wp14">
   <w:body>
     <w:p>
       <w:pPr>
@@ -34,7 +34,7 @@
           <w:szCs w:val="40"/>
           <w:lang w:eastAsia="de-DE"/>
         </w:rPr>
-        <w:t>2</w:t>
+        <w:t>4</w:t>
       </w:r>
       <w:r>
         <w:rPr>
@@ -405,29 +405,7 @@
                 <w:color w:val="000000"/>
                 <w:lang w:eastAsia="de-DE"/>
               </w:rPr>
-              <w:t xml:space="preserve">Medikamente, Allergien </w:t>
-            </w:r>
-            <w:proofErr w:type="spellStart"/>
-            <w:r>
-              <w:rPr>
-                <w:rFonts w:eastAsia="Times New Roman" w:cstheme="minorHAnsi"/>
-                <w:b/>
-                <w:bCs/>
-                <w:color w:val="000000"/>
-                <w:lang w:eastAsia="de-DE"/>
-              </w:rPr>
-              <w:t>o.ä</w:t>
-            </w:r>
-            <w:proofErr w:type="spellEnd"/>
-            <w:r>
-              <w:rPr>
-                <w:rFonts w:eastAsia="Times New Roman" w:cstheme="minorHAnsi"/>
-                <w:b/>
-                <w:bCs/>
-                <w:color w:val="000000"/>
-                <w:lang w:eastAsia="de-DE"/>
-              </w:rPr>
-              <w:t>)</w:t>
+              <w:t>Medikamente, Allergien o.ä)</w:t>
             </w:r>
           </w:p>
         </w:tc>
@@ -836,6 +814,34 @@
         </w:rPr>
       </w:pPr>
     </w:p>
+    <w:p>
+      <w:pPr>
+        <w:rPr>
+          <w:rFonts w:cstheme="minorHAnsi"/>
+        </w:rPr>
+      </w:pPr>
+    </w:p>
+    <w:p>
+      <w:pPr>
+        <w:rPr>
+          <w:rFonts w:cstheme="minorHAnsi"/>
+          <w:b/>
+          <w:bCs/>
+          <w:sz w:val="28"/>
+          <w:szCs w:val="28"/>
+        </w:rPr>
+      </w:pPr>
+      <w:r>
+        <w:rPr>
+          <w:rFonts w:cstheme="minorHAnsi"/>
+          <w:b/>
+          <w:bCs/>
+          <w:sz w:val="28"/>
+          <w:szCs w:val="28"/>
+        </w:rPr>
+        <w:t xml:space="preserve">Bitte vertraulich behandeln! </w:t>
+      </w:r>
+    </w:p>
     <w:sectPr>
       <w:pgSz w:w="16838" w:h="11906" w:orient="landscape"/>
       <w:pgMar w:top="720" w:right="720" w:bottom="720" w:left="720" w:header="708" w:footer="708" w:gutter="0"/>
@@ -847,7 +853,7 @@
 </file>
 
 <file path=word/styles.xml><?xml version="1.0" encoding="utf-8"?>
-<w:styles xmlns:mc="http://schemas.openxmlformats.org/markup-compatibility/2006" xmlns:r="http://schemas.openxmlformats.org/officeDocument/2006/relationships" xmlns:w="http://schemas.openxmlformats.org/wordprocessingml/2006/main" xmlns:w14="http://schemas.microsoft.com/office/word/2010/wordml" xmlns:w15="http://schemas.microsoft.com/office/word/2012/wordml" xmlns:w16cex="http://schemas.microsoft.com/office/word/2018/wordml/cex" xmlns:w16cid="http://schemas.microsoft.com/office/word/2016/wordml/cid" xmlns:w16="http://schemas.microsoft.com/office/word/2018/wordml" xmlns:w16sdtdh="http://schemas.microsoft.com/office/word/2020/wordml/sdtdatahash" xmlns:w16se="http://schemas.microsoft.com/office/word/2015/wordml/symex" mc:Ignorable="w14 w15 w16se w16cid w16 w16cex w16sdtdh">
+<w:styles xmlns:mc="http://schemas.openxmlformats.org/markup-compatibility/2006" xmlns:r="http://schemas.openxmlformats.org/officeDocument/2006/relationships" xmlns:w="http://schemas.openxmlformats.org/wordprocessingml/2006/main" xmlns:w14="http://schemas.microsoft.com/office/word/2010/wordml" xmlns:w15="http://schemas.microsoft.com/office/word/2012/wordml" xmlns:w16cex="http://schemas.microsoft.com/office/word/2018/wordml/cex" xmlns:w16cid="http://schemas.microsoft.com/office/word/2016/wordml/cid" xmlns:w16="http://schemas.microsoft.com/office/word/2018/wordml" xmlns:w16du="http://schemas.microsoft.com/office/word/2023/wordml/word16du" xmlns:w16sdtdh="http://schemas.microsoft.com/office/word/2020/wordml/sdtdatahash" xmlns:w16se="http://schemas.microsoft.com/office/word/2015/wordml/symex" mc:Ignorable="w14 w15 w16se w16cid w16 w16cex w16sdtdh w16du">
   <w:docDefaults>
     <w:rPrDefault>
       <w:rPr>

--- a/list_templates/zeltinfos.docx
+++ b/list_templates/zeltinfos.docx
@@ -6,159 +6,346 @@
       <w:pPr>
         <w:spacing w:after="0" w:line="240" w:lineRule="auto"/>
         <w:rPr>
+          <w:rFonts w:ascii="Calibri-Bold" w:eastAsia="Times New Roman" w:hAnsi="Calibri-Bold" w:cs="Times New Roman"/>
+          <w:b/>
+          <w:bCs/>
+          <w:color w:val="000000"/>
+          <w:sz w:val="40"/>
+          <w:szCs w:val="40"/>
+          <w:lang w:eastAsia="de-DE"/>
+        </w:rPr>
+      </w:pPr>
+      <w:r>
+        <w:rPr>
+          <w:rFonts w:ascii="Calibri-Bold" w:eastAsia="Times New Roman" w:hAnsi="Calibri-Bold" w:cs="Times New Roman"/>
+          <w:b/>
+          <w:bCs/>
+          <w:color w:val="000000"/>
+          <w:sz w:val="40"/>
+          <w:szCs w:val="40"/>
+          <w:lang w:eastAsia="de-DE"/>
+        </w:rPr>
+        <w:t>Zeltlager 202</w:t>
+      </w:r>
+      <w:r>
+        <w:rPr>
+          <w:rFonts w:ascii="Calibri-Bold" w:eastAsia="Times New Roman" w:hAnsi="Calibri-Bold" w:cs="Times New Roman"/>
+          <w:b/>
+          <w:bCs/>
+          <w:color w:val="000000"/>
+          <w:sz w:val="40"/>
+          <w:szCs w:val="40"/>
+          <w:lang w:eastAsia="de-DE"/>
+        </w:rPr>
+        <w:t>4</w:t>
+      </w:r>
+      <w:r>
+        <w:rPr>
+          <w:rFonts w:ascii="Calibri-Bold" w:eastAsia="Times New Roman" w:hAnsi="Calibri-Bold" w:cs="Times New Roman"/>
+          <w:b/>
+          <w:bCs/>
+          <w:color w:val="000000"/>
+          <w:sz w:val="40"/>
+          <w:szCs w:val="40"/>
+          <w:lang w:eastAsia="de-DE"/>
+        </w:rPr>
+        <w:t xml:space="preserve"> </w:t>
+      </w:r>
+      <w:r>
+        <w:rPr>
+          <w:rFonts w:ascii="Calibri-Bold" w:eastAsia="Times New Roman" w:hAnsi="Calibri-Bold" w:cs="Times New Roman"/>
+          <w:b/>
+          <w:bCs/>
+          <w:color w:val="000000"/>
+          <w:sz w:val="40"/>
+          <w:szCs w:val="40"/>
+          <w:lang w:eastAsia="de-DE"/>
+        </w:rPr>
+        <w:t>–</w:t>
+      </w:r>
+      <w:r>
+        <w:rPr>
+          <w:rFonts w:ascii="Calibri-Bold" w:eastAsia="Times New Roman" w:hAnsi="Calibri-Bold" w:cs="Times New Roman"/>
+          <w:b/>
+          <w:bCs/>
+          <w:color w:val="000000"/>
+          <w:sz w:val="40"/>
+          <w:szCs w:val="40"/>
+          <w:lang w:eastAsia="de-DE"/>
+        </w:rPr>
+        <w:t xml:space="preserve"> </w:t>
+      </w:r>
+      <w:r>
+        <w:rPr>
+          <w:rFonts w:ascii="Calibri-Bold" w:eastAsia="Times New Roman" w:hAnsi="Calibri-Bold" w:cs="Times New Roman"/>
+          <w:b/>
+          <w:bCs/>
+          <w:color w:val="000000"/>
+          <w:sz w:val="40"/>
+          <w:szCs w:val="40"/>
+          <w:lang w:eastAsia="de-DE"/>
+        </w:rPr>
+        <w:t>Teilnehmerinformationen</w:t>
+      </w:r>
+    </w:p>
+    <w:p>
+      <w:pPr>
+        <w:spacing w:after="0" w:line="240" w:lineRule="auto"/>
+        <w:rPr>
+          <w:rFonts w:ascii="Calibri-Bold" w:eastAsia="Times New Roman" w:hAnsi="Calibri-Bold" w:cs="Times New Roman"/>
+          <w:b/>
+          <w:bCs/>
+          <w:color w:val="000000"/>
+          <w:sz w:val="40"/>
+          <w:szCs w:val="40"/>
+          <w:lang w:eastAsia="de-DE"/>
+        </w:rPr>
+      </w:pPr>
+    </w:p>
+    <w:p>
+      <w:pPr>
+        <w:spacing w:after="0" w:line="240" w:lineRule="auto"/>
+        <w:rPr>
+          <w:rFonts w:ascii="Calibri-Bold" w:eastAsia="Times New Roman" w:hAnsi="Calibri-Bold" w:cs="Times New Roman"/>
+          <w:b/>
+          <w:bCs/>
+          <w:color w:val="000000"/>
+          <w:sz w:val="40"/>
+          <w:szCs w:val="40"/>
+          <w:lang w:eastAsia="de-DE"/>
+        </w:rPr>
+      </w:pPr>
+      <w:r>
+        <w:rPr>
+          <w:rFonts w:ascii="Calibri-Bold" w:eastAsia="Times New Roman" w:hAnsi="Calibri-Bold" w:cs="Times New Roman"/>
+          <w:b/>
+          <w:bCs/>
+          <w:color w:val="000000"/>
+          <w:sz w:val="40"/>
+          <w:szCs w:val="40"/>
+          <w:lang w:eastAsia="de-DE"/>
+        </w:rPr>
+        <w:t>Zelt</w:t>
+      </w:r>
+      <w:r>
+        <w:rPr>
+          <w:rFonts w:ascii="Calibri-Bold" w:eastAsia="Times New Roman" w:hAnsi="Calibri-Bold" w:cs="Times New Roman"/>
+          <w:b/>
+          <w:bCs/>
+          <w:color w:val="000000"/>
+          <w:sz w:val="40"/>
+          <w:szCs w:val="40"/>
+          <w:lang w:eastAsia="de-DE"/>
+        </w:rPr>
+        <w:t>:</w:t>
+      </w:r>
+      <w:r>
+        <w:rPr>
+          <w:rFonts w:ascii="Calibri-Bold" w:eastAsia="Times New Roman" w:hAnsi="Calibri-Bold" w:cs="Times New Roman"/>
+          <w:b/>
+          <w:bCs/>
+          <w:color w:val="000000"/>
+          <w:sz w:val="40"/>
+          <w:szCs w:val="40"/>
+          <w:lang w:eastAsia="de-DE"/>
+        </w:rPr>
+        <w:t xml:space="preserve"> </w:t>
+      </w:r>
+      <w:r>
+        <w:rPr>
+          <w:rFonts w:ascii="Calibri-Bold" w:eastAsia="Times New Roman" w:hAnsi="Calibri-Bold" w:cs="Times New Roman"/>
+          <w:color w:val="000000"/>
+          <w:sz w:val="40"/>
+          <w:szCs w:val="40"/>
+          <w:lang w:eastAsia="de-DE"/>
+        </w:rPr>
+        <w:fldChar w:fldCharType="begin"/>
+      </w:r>
+      <w:r>
+        <w:rPr>
+          <w:rFonts w:ascii="Calibri-Bold" w:eastAsia="Times New Roman" w:hAnsi="Calibri-Bold" w:cs="Times New Roman"/>
+          <w:color w:val="000000"/>
+          <w:sz w:val="40"/>
+          <w:szCs w:val="40"/>
+          <w:lang w:eastAsia="de-DE"/>
+        </w:rPr>
+        <w:instrText xml:space="preserve"> MERGEFIELD  tentNum  \* MERGEFORMAT </w:instrText>
+      </w:r>
+      <w:r>
+        <w:rPr>
+          <w:rFonts w:ascii="Calibri-Bold" w:eastAsia="Times New Roman" w:hAnsi="Calibri-Bold" w:cs="Times New Roman"/>
+          <w:color w:val="000000"/>
+          <w:sz w:val="40"/>
+          <w:szCs w:val="40"/>
+          <w:lang w:eastAsia="de-DE"/>
+        </w:rPr>
+        <w:fldChar w:fldCharType="separate"/>
+      </w:r>
+      <w:r>
+        <w:rPr>
+          <w:rFonts w:ascii="Calibri-Bold" w:eastAsia="Times New Roman" w:hAnsi="Calibri-Bold" w:cs="Times New Roman" w:hint="eastAsia"/>
+          <w:noProof/>
+          <w:color w:val="000000"/>
+          <w:sz w:val="40"/>
+          <w:szCs w:val="40"/>
+          <w:lang w:eastAsia="de-DE"/>
+        </w:rPr>
+        <w:t>«</w:t>
+      </w:r>
+      <w:r>
+        <w:rPr>
+          <w:rFonts w:ascii="Calibri-Bold" w:eastAsia="Times New Roman" w:hAnsi="Calibri-Bold" w:cs="Times New Roman"/>
+          <w:noProof/>
+          <w:color w:val="000000"/>
+          <w:sz w:val="40"/>
+          <w:szCs w:val="40"/>
+          <w:lang w:eastAsia="de-DE"/>
+        </w:rPr>
+        <w:t>tentNum</w:t>
+      </w:r>
+      <w:r>
+        <w:rPr>
+          <w:rFonts w:ascii="Calibri-Bold" w:eastAsia="Times New Roman" w:hAnsi="Calibri-Bold" w:cs="Times New Roman" w:hint="eastAsia"/>
+          <w:noProof/>
+          <w:color w:val="000000"/>
+          <w:sz w:val="40"/>
+          <w:szCs w:val="40"/>
+          <w:lang w:eastAsia="de-DE"/>
+        </w:rPr>
+        <w:t>»</w:t>
+      </w:r>
+      <w:r>
+        <w:rPr>
+          <w:rFonts w:ascii="Calibri-Bold" w:eastAsia="Times New Roman" w:hAnsi="Calibri-Bold" w:cs="Times New Roman"/>
+          <w:color w:val="000000"/>
+          <w:sz w:val="40"/>
+          <w:szCs w:val="40"/>
+          <w:lang w:eastAsia="de-DE"/>
+        </w:rPr>
+        <w:fldChar w:fldCharType="end"/>
+      </w:r>
+      <w:r>
+        <w:rPr>
+          <w:rFonts w:ascii="Calibri-Bold" w:eastAsia="Times New Roman" w:hAnsi="Calibri-Bold" w:cs="Times New Roman"/>
+          <w:b/>
+          <w:bCs/>
+          <w:color w:val="000000"/>
+          <w:sz w:val="40"/>
+          <w:szCs w:val="40"/>
+          <w:lang w:eastAsia="de-DE"/>
+        </w:rPr>
+        <w:t xml:space="preserve"> </w:t>
+      </w:r>
+    </w:p>
+    <w:p>
+      <w:pPr>
+        <w:spacing w:after="0" w:line="240" w:lineRule="auto"/>
+        <w:rPr>
+          <w:rFonts w:ascii="Calibri-Bold" w:eastAsia="Times New Roman" w:hAnsi="Calibri-Bold" w:cs="Times New Roman"/>
+          <w:b/>
+          <w:bCs/>
+          <w:color w:val="000000"/>
+          <w:sz w:val="40"/>
+          <w:szCs w:val="40"/>
+          <w:lang w:eastAsia="de-DE"/>
+        </w:rPr>
+      </w:pPr>
+      <w:r>
+        <w:rPr>
+          <w:rFonts w:ascii="Calibri-Bold" w:eastAsia="Times New Roman" w:hAnsi="Calibri-Bold" w:cs="Times New Roman"/>
+          <w:b/>
+          <w:bCs/>
+          <w:color w:val="000000"/>
+          <w:sz w:val="40"/>
+          <w:szCs w:val="40"/>
+          <w:lang w:eastAsia="de-DE"/>
+        </w:rPr>
+        <w:t xml:space="preserve">Zeltführer: </w:t>
+      </w:r>
+      <w:r>
+        <w:rPr>
+          <w:rFonts w:ascii="Calibri-Bold" w:eastAsia="Times New Roman" w:hAnsi="Calibri-Bold" w:cs="Times New Roman"/>
+          <w:color w:val="000000"/>
+          <w:sz w:val="40"/>
+          <w:szCs w:val="40"/>
+          <w:lang w:eastAsia="de-DE"/>
+        </w:rPr>
+        <w:fldChar w:fldCharType="begin"/>
+      </w:r>
+      <w:r>
+        <w:rPr>
+          <w:rFonts w:ascii="Calibri-Bold" w:eastAsia="Times New Roman" w:hAnsi="Calibri-Bold" w:cs="Times New Roman"/>
+          <w:color w:val="000000"/>
+          <w:sz w:val="40"/>
+          <w:szCs w:val="40"/>
+          <w:lang w:eastAsia="de-DE"/>
+        </w:rPr>
+        <w:instrText xml:space="preserve"> MERGEFIELD  leader  \* MERGEFORMAT </w:instrText>
+      </w:r>
+      <w:r>
+        <w:rPr>
+          <w:rFonts w:ascii="Calibri-Bold" w:eastAsia="Times New Roman" w:hAnsi="Calibri-Bold" w:cs="Times New Roman"/>
+          <w:color w:val="000000"/>
+          <w:sz w:val="40"/>
+          <w:szCs w:val="40"/>
+          <w:lang w:eastAsia="de-DE"/>
+        </w:rPr>
+        <w:fldChar w:fldCharType="separate"/>
+      </w:r>
+      <w:r>
+        <w:rPr>
+          <w:rFonts w:ascii="Calibri-Bold" w:eastAsia="Times New Roman" w:hAnsi="Calibri-Bold" w:cs="Times New Roman" w:hint="eastAsia"/>
+          <w:noProof/>
+          <w:color w:val="000000"/>
+          <w:sz w:val="40"/>
+          <w:szCs w:val="40"/>
+          <w:lang w:eastAsia="de-DE"/>
+        </w:rPr>
+        <w:t>«</w:t>
+      </w:r>
+      <w:r>
+        <w:rPr>
+          <w:rFonts w:ascii="Calibri-Bold" w:eastAsia="Times New Roman" w:hAnsi="Calibri-Bold" w:cs="Times New Roman"/>
+          <w:noProof/>
+          <w:color w:val="000000"/>
+          <w:sz w:val="40"/>
+          <w:szCs w:val="40"/>
+          <w:lang w:eastAsia="de-DE"/>
+        </w:rPr>
+        <w:t>leader</w:t>
+      </w:r>
+      <w:r>
+        <w:rPr>
+          <w:rFonts w:ascii="Calibri-Bold" w:eastAsia="Times New Roman" w:hAnsi="Calibri-Bold" w:cs="Times New Roman" w:hint="eastAsia"/>
+          <w:noProof/>
+          <w:color w:val="000000"/>
+          <w:sz w:val="40"/>
+          <w:szCs w:val="40"/>
+          <w:lang w:eastAsia="de-DE"/>
+        </w:rPr>
+        <w:t>»</w:t>
+      </w:r>
+      <w:r>
+        <w:rPr>
+          <w:rFonts w:ascii="Calibri-Bold" w:eastAsia="Times New Roman" w:hAnsi="Calibri-Bold" w:cs="Times New Roman"/>
+          <w:color w:val="000000"/>
+          <w:sz w:val="40"/>
+          <w:szCs w:val="40"/>
+          <w:lang w:eastAsia="de-DE"/>
+        </w:rPr>
+        <w:fldChar w:fldCharType="end"/>
+      </w:r>
+    </w:p>
+    <w:p>
+      <w:pPr>
+        <w:spacing w:after="0" w:line="240" w:lineRule="auto"/>
+        <w:rPr>
           <w:rFonts w:ascii="Times New Roman" w:eastAsia="Times New Roman" w:hAnsi="Times New Roman" w:cs="Times New Roman"/>
           <w:sz w:val="24"/>
           <w:szCs w:val="24"/>
           <w:lang w:eastAsia="de-DE"/>
         </w:rPr>
       </w:pPr>
-      <w:r>
-        <w:rPr>
-          <w:rFonts w:ascii="Calibri-Bold" w:eastAsia="Times New Roman" w:hAnsi="Calibri-Bold" w:cs="Times New Roman"/>
-          <w:b/>
-          <w:bCs/>
-          <w:color w:val="000000"/>
-          <w:sz w:val="40"/>
-          <w:szCs w:val="40"/>
-          <w:lang w:eastAsia="de-DE"/>
-        </w:rPr>
-        <w:t>Zeltlager 202</w:t>
-      </w:r>
-      <w:r>
-        <w:rPr>
-          <w:rFonts w:ascii="Calibri-Bold" w:eastAsia="Times New Roman" w:hAnsi="Calibri-Bold" w:cs="Times New Roman"/>
-          <w:b/>
-          <w:bCs/>
-          <w:color w:val="000000"/>
-          <w:sz w:val="40"/>
-          <w:szCs w:val="40"/>
-          <w:lang w:eastAsia="de-DE"/>
-        </w:rPr>
-        <w:t>4</w:t>
-      </w:r>
-      <w:r>
-        <w:rPr>
-          <w:rFonts w:ascii="Calibri-Bold" w:eastAsia="Times New Roman" w:hAnsi="Calibri-Bold" w:cs="Times New Roman"/>
-          <w:b/>
-          <w:bCs/>
-          <w:color w:val="000000"/>
-          <w:sz w:val="40"/>
-          <w:szCs w:val="40"/>
-          <w:lang w:eastAsia="de-DE"/>
-        </w:rPr>
-        <w:t xml:space="preserve">: Zelt </w:t>
-      </w:r>
-      <w:r>
-        <w:rPr>
-          <w:rFonts w:ascii="Calibri-Bold" w:eastAsia="Times New Roman" w:hAnsi="Calibri-Bold" w:cs="Times New Roman"/>
-          <w:b/>
-          <w:bCs/>
-          <w:color w:val="000000"/>
-          <w:sz w:val="40"/>
-          <w:szCs w:val="40"/>
-          <w:lang w:eastAsia="de-DE"/>
-        </w:rPr>
-        <w:fldChar w:fldCharType="begin"/>
-      </w:r>
-      <w:r>
-        <w:rPr>
-          <w:rFonts w:ascii="Calibri-Bold" w:eastAsia="Times New Roman" w:hAnsi="Calibri-Bold" w:cs="Times New Roman"/>
-          <w:b/>
-          <w:bCs/>
-          <w:color w:val="000000"/>
-          <w:sz w:val="40"/>
-          <w:szCs w:val="40"/>
-          <w:lang w:eastAsia="de-DE"/>
-        </w:rPr>
-        <w:instrText xml:space="preserve"> MERGEFIELD  tentNum  \* MERGEFORMAT </w:instrText>
-      </w:r>
-      <w:r>
-        <w:rPr>
-          <w:rFonts w:ascii="Calibri-Bold" w:eastAsia="Times New Roman" w:hAnsi="Calibri-Bold" w:cs="Times New Roman"/>
-          <w:b/>
-          <w:bCs/>
-          <w:color w:val="000000"/>
-          <w:sz w:val="40"/>
-          <w:szCs w:val="40"/>
-          <w:lang w:eastAsia="de-DE"/>
-        </w:rPr>
-        <w:fldChar w:fldCharType="separate"/>
-      </w:r>
-      <w:r>
-        <w:rPr>
-          <w:rFonts w:ascii="Calibri-Bold" w:eastAsia="Times New Roman" w:hAnsi="Calibri-Bold" w:cs="Times New Roman" w:hint="eastAsia"/>
-          <w:b/>
-          <w:bCs/>
-          <w:noProof/>
-          <w:color w:val="000000"/>
-          <w:sz w:val="40"/>
-          <w:szCs w:val="40"/>
-          <w:lang w:eastAsia="de-DE"/>
-        </w:rPr>
-        <w:t>«</w:t>
-      </w:r>
-      <w:r>
-        <w:rPr>
-          <w:rFonts w:ascii="Calibri-Bold" w:eastAsia="Times New Roman" w:hAnsi="Calibri-Bold" w:cs="Times New Roman"/>
-          <w:b/>
-          <w:bCs/>
-          <w:noProof/>
-          <w:color w:val="000000"/>
-          <w:sz w:val="40"/>
-          <w:szCs w:val="40"/>
-          <w:lang w:eastAsia="de-DE"/>
-        </w:rPr>
-        <w:t>tentNum</w:t>
-      </w:r>
-      <w:r>
-        <w:rPr>
-          <w:rFonts w:ascii="Calibri-Bold" w:eastAsia="Times New Roman" w:hAnsi="Calibri-Bold" w:cs="Times New Roman" w:hint="eastAsia"/>
-          <w:b/>
-          <w:bCs/>
-          <w:noProof/>
-          <w:color w:val="000000"/>
-          <w:sz w:val="40"/>
-          <w:szCs w:val="40"/>
-          <w:lang w:eastAsia="de-DE"/>
-        </w:rPr>
-        <w:t>»</w:t>
-      </w:r>
-      <w:r>
-        <w:rPr>
-          <w:rFonts w:ascii="Calibri-Bold" w:eastAsia="Times New Roman" w:hAnsi="Calibri-Bold" w:cs="Times New Roman"/>
-          <w:b/>
-          <w:bCs/>
-          <w:color w:val="000000"/>
-          <w:sz w:val="40"/>
-          <w:szCs w:val="40"/>
-          <w:lang w:eastAsia="de-DE"/>
-        </w:rPr>
-        <w:fldChar w:fldCharType="end"/>
-      </w:r>
-      <w:r>
-        <w:rPr>
-          <w:rFonts w:ascii="Calibri-Bold" w:eastAsia="Times New Roman" w:hAnsi="Calibri-Bold" w:cs="Times New Roman"/>
-          <w:b/>
-          <w:bCs/>
-          <w:color w:val="000000"/>
-          <w:sz w:val="40"/>
-          <w:szCs w:val="40"/>
-          <w:lang w:eastAsia="de-DE"/>
-        </w:rPr>
-        <w:t xml:space="preserve"> </w:t>
-      </w:r>
-      <w:r>
-        <w:rPr>
-          <w:rFonts w:ascii="Calibri-Bold" w:eastAsia="Times New Roman" w:hAnsi="Calibri-Bold" w:cs="Times New Roman"/>
-          <w:b/>
-          <w:bCs/>
-          <w:color w:val="000000"/>
-          <w:sz w:val="40"/>
-          <w:szCs w:val="40"/>
-          <w:lang w:eastAsia="de-DE"/>
-        </w:rPr>
-        <w:t>Teilnehmerinformationen</w:t>
-      </w:r>
     </w:p>
     <w:tbl>
       <w:tblPr>
@@ -405,7 +592,29 @@
                 <w:color w:val="000000"/>
                 <w:lang w:eastAsia="de-DE"/>
               </w:rPr>
-              <w:t>Medikamente, Allergien o.ä)</w:t>
+              <w:t xml:space="preserve">Medikamente, Allergien </w:t>
+            </w:r>
+            <w:proofErr w:type="spellStart"/>
+            <w:r>
+              <w:rPr>
+                <w:rFonts w:eastAsia="Times New Roman" w:cstheme="minorHAnsi"/>
+                <w:b/>
+                <w:bCs/>
+                <w:color w:val="000000"/>
+                <w:lang w:eastAsia="de-DE"/>
+              </w:rPr>
+              <w:t>o.ä</w:t>
+            </w:r>
+            <w:proofErr w:type="spellEnd"/>
+            <w:r>
+              <w:rPr>
+                <w:rFonts w:eastAsia="Times New Roman" w:cstheme="minorHAnsi"/>
+                <w:b/>
+                <w:bCs/>
+                <w:color w:val="000000"/>
+                <w:lang w:eastAsia="de-DE"/>
+              </w:rPr>
+              <w:t>)</w:t>
             </w:r>
           </w:p>
         </w:tc>
@@ -824,20 +1033,16 @@
     <w:p>
       <w:pPr>
         <w:rPr>
-          <w:rFonts w:cstheme="minorHAnsi"/>
-          <w:b/>
-          <w:bCs/>
-          <w:sz w:val="28"/>
-          <w:szCs w:val="28"/>
+          <w:rFonts w:ascii="Calibri bold" w:hAnsi="Calibri bold"/>
+          <w:sz w:val="40"/>
+          <w:szCs w:val="40"/>
         </w:rPr>
       </w:pPr>
       <w:r>
         <w:rPr>
-          <w:rFonts w:cstheme="minorHAnsi"/>
-          <w:b/>
-          <w:bCs/>
-          <w:sz w:val="28"/>
-          <w:szCs w:val="28"/>
+          <w:rFonts w:ascii="Calibri bold" w:hAnsi="Calibri bold"/>
+          <w:sz w:val="40"/>
+          <w:szCs w:val="40"/>
         </w:rPr>
         <w:t xml:space="preserve">Bitte vertraulich behandeln! </w:t>
       </w:r>
